--- a/submission_files/03_Project_Screenshots_and_Working.docx
+++ b/submission_files/03_Project_Screenshots_and_Working.docx
@@ -116,7 +116,7 @@
                 <w:b/>
                 <w:sz w:val="19"/>
               </w:rPr>
-              <w:t>Candidate Name &amp; ID:</w:t>
+              <w:t>Candidate Name:</w:t>
             </w:r>
           </w:p>
         </w:tc>
@@ -129,7 +129,7 @@
               <w:rPr>
                 <w:sz w:val="19"/>
               </w:rPr>
-              <w:t>[Student Full Name] | ID: [Student Roll / LMS ID]</w:t>
+              <w:t>Anshu Kumar</w:t>
             </w:r>
           </w:p>
         </w:tc>
@@ -145,7 +145,7 @@
                 <w:b/>
                 <w:sz w:val="19"/>
               </w:rPr>
-              <w:t>Total Visual Demonstrations:</w:t>
+              <w:t>Scope:</w:t>
             </w:r>
           </w:p>
         </w:tc>
@@ -158,36 +158,7 @@
               <w:rPr>
                 <w:sz w:val="19"/>
               </w:rPr>
-              <w:t>13 High-Resolution Figures &amp; Captions</w:t>
-            </w:r>
-          </w:p>
-        </w:tc>
-      </w:tr>
-      <w:tr>
-        <w:tc>
-          <w:tcPr>
-            <w:tcW w:type="dxa" w:w="4968"/>
-          </w:tcPr>
-          <w:p>
-            <w:r>
-              <w:rPr>
-                <w:b/>
-                <w:sz w:val="19"/>
-              </w:rPr>
-              <w:t>Submission Date:</w:t>
-            </w:r>
-          </w:p>
-        </w:tc>
-        <w:tc>
-          <w:tcPr>
-            <w:tcW w:type="dxa" w:w="4968"/>
-          </w:tcPr>
-          <w:p>
-            <w:r>
-              <w:rPr>
-                <w:sz w:val="19"/>
-              </w:rPr>
-              <w:t>1st November 2026, 6:00 PM</w:t>
+              <w:t>Visual Evidence of Working Application &amp; Analytics</w:t>
             </w:r>
           </w:p>
         </w:tc>
